--- a/model/TaxInvoice_Template.docx
+++ b/model/TaxInvoice_Template.docx
@@ -15,16 +15,16 @@
         <mc:AlternateContent>
           <mc:Choice Requires="wpg">
             <w:drawing>
-              <wp:anchor distT="0" distB="0" distL="0" distR="0" simplePos="0" relativeHeight="487538176" behindDoc="1" locked="0" layoutInCell="1" allowOverlap="1" wp14:anchorId="6E8AE5D2" wp14:editId="619FA7B1">
+              <wp:anchor distT="0" distB="0" distL="0" distR="0" simplePos="0" relativeHeight="487538176" behindDoc="1" locked="0" layoutInCell="1" allowOverlap="1" wp14:anchorId="6E8AE5D2" wp14:editId="5194DBA0">
                 <wp:simplePos x="0" y="0"/>
                 <wp:positionH relativeFrom="page">
-                  <wp:posOffset>174600</wp:posOffset>
+                  <wp:posOffset>176850</wp:posOffset>
                 </wp:positionH>
                 <wp:positionV relativeFrom="page">
-                  <wp:posOffset>174600</wp:posOffset>
+                  <wp:posOffset>176850</wp:posOffset>
                 </wp:positionV>
-                <wp:extent cx="7211059" cy="10342880"/>
-                <wp:effectExtent l="0" t="0" r="0" b="0"/>
+                <wp:extent cx="7200265" cy="10332085"/>
+                <wp:effectExtent l="0" t="0" r="19685" b="12065"/>
                 <wp:wrapNone/>
                 <wp:docPr id="1" name="Group 1"/>
                 <wp:cNvGraphicFramePr>
@@ -39,9 +39,9 @@
                       <wpg:grpSpPr>
                         <a:xfrm>
                           <a:off x="0" y="0"/>
-                          <a:ext cx="7211059" cy="10342880"/>
-                          <a:chOff x="0" y="0"/>
-                          <a:chExt cx="7211059" cy="10342880"/>
+                          <a:ext cx="7200265" cy="10332085"/>
+                          <a:chOff x="5400" y="5400"/>
+                          <a:chExt cx="7200265" cy="10332085"/>
                         </a:xfrm>
                       </wpg:grpSpPr>
                       <wps:wsp>
@@ -114,53 +114,6 @@
                           </a:prstGeom>
                         </pic:spPr>
                       </pic:pic>
-                      <wps:wsp>
-                        <wps:cNvPr id="4" name="Graphic 4"/>
-                        <wps:cNvSpPr/>
-                        <wps:spPr>
-                          <a:xfrm>
-                            <a:off x="5400" y="1265399"/>
-                            <a:ext cx="7200265" cy="3112770"/>
-                          </a:xfrm>
-                          <a:custGeom>
-                            <a:avLst/>
-                            <a:gdLst/>
-                            <a:ahLst/>
-                            <a:cxnLst/>
-                            <a:rect l="l" t="t" r="r" b="b"/>
-                            <a:pathLst>
-                              <a:path w="7200265" h="3112770">
-                                <a:moveTo>
-                                  <a:pt x="0" y="0"/>
-                                </a:moveTo>
-                                <a:lnTo>
-                                  <a:pt x="7200055" y="0"/>
-                                </a:lnTo>
-                              </a:path>
-                              <a:path w="7200265" h="3112770">
-                                <a:moveTo>
-                                  <a:pt x="0" y="3112249"/>
-                                </a:moveTo>
-                                <a:lnTo>
-                                  <a:pt x="7200000" y="3112249"/>
-                                </a:lnTo>
-                              </a:path>
-                            </a:pathLst>
-                          </a:custGeom>
-                          <a:ln w="10800">
-                            <a:solidFill>
-                              <a:srgbClr val="000000"/>
-                            </a:solidFill>
-                            <a:prstDash val="solid"/>
-                          </a:ln>
-                        </wps:spPr>
-                        <wps:bodyPr wrap="square" lIns="0" tIns="0" rIns="0" bIns="0" rtlCol="0">
-                          <a:prstTxWarp prst="textNoShape">
-                            <a:avLst/>
-                          </a:prstTxWarp>
-                          <a:noAutofit/>
-                        </wps:bodyPr>
-                      </wps:wsp>
                       <pic:pic xmlns:pic="http://schemas.openxmlformats.org/drawingml/2006/picture">
                         <pic:nvPicPr>
                           <pic:cNvPr id="5" name="Image 5"/>
@@ -185,12 +138,18 @@
                     </wpg:wgp>
                   </a:graphicData>
                 </a:graphic>
+                <wp14:sizeRelH relativeFrom="margin">
+                  <wp14:pctWidth>0</wp14:pctWidth>
+                </wp14:sizeRelH>
+                <wp14:sizeRelV relativeFrom="margin">
+                  <wp14:pctHeight>0</wp14:pctHeight>
+                </wp14:sizeRelV>
               </wp:anchor>
             </w:drawing>
           </mc:Choice>
           <mc:Fallback>
             <w:pict>
-              <v:group w14:anchorId="04C05AEB" id="Group 1" o:spid="_x0000_s1026" style="position:absolute;margin-left:13.75pt;margin-top:13.75pt;width:567.8pt;height:814.4pt;z-index:-15778304;mso-wrap-distance-left:0;mso-wrap-distance-right:0;mso-position-horizontal-relative:page;mso-position-vertical-relative:page" coordsize="72110,103428" o:gfxdata="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">
+              <v:group w14:anchorId="1EE3AA20" id="Group 1" o:spid="_x0000_s1026" style="position:absolute;margin-left:13.95pt;margin-top:13.95pt;width:566.95pt;height:813.55pt;z-index:-15778304;mso-wrap-distance-left:0;mso-wrap-distance-right:0;mso-position-horizontal-relative:page;mso-position-vertical-relative:page;mso-width-relative:margin;mso-height-relative:margin" coordorigin="54,54" coordsize="72002,103320" o:gfxdata="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">
                 <v:shape id="Graphic 2" o:spid="_x0000_s1027" style="position:absolute;left:54;top:54;width:72002;height:103320;visibility:visible;mso-wrap-style:square;v-text-anchor:top" coordsize="7200265,10332085" o:gfxdata="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" path="m,l7200055,r,10332003l,10332003,,xe" filled="f" strokeweight=".3mm">
                   <v:path arrowok="t"/>
                 </v:shape>
@@ -216,10 +175,7 @@
                 <v:shape id="Image 3" o:spid="_x0000_s1028" type="#_x0000_t75" style="position:absolute;left:3294;top:1853;width:25200;height:9000;visibility:visible;mso-wrap-style:square" o:gfxdata="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">
                   <v:imagedata r:id="rId6" o:title=""/>
                 </v:shape>
-                <v:shape id="Graphic 4" o:spid="_x0000_s1029" style="position:absolute;left:54;top:12653;width:72002;height:31128;visibility:visible;mso-wrap-style:square;v-text-anchor:top" coordsize="7200265,3112770" o:gfxdata="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" path="m,l7200055,em,3112249r7200000,e" filled="f" strokeweight=".3mm">
-                  <v:path arrowok="t"/>
-                </v:shape>
-                <v:shape id="Image 5" o:spid="_x0000_s1030" type="#_x0000_t75" style="position:absolute;left:45054;top:90774;width:25029;height:9000;visibility:visible;mso-wrap-style:square" o:gfxdata="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">
+                <v:shape id="Image 5" o:spid="_x0000_s1029" type="#_x0000_t75" style="position:absolute;left:45054;top:90774;width:25029;height:9000;visibility:visible;mso-wrap-style:square" o:gfxdata="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">
                   <v:imagedata r:id="rId7" o:title=""/>
                 </v:shape>
                 <w10:wrap anchorx="page" anchory="page"/>
@@ -645,6 +601,9 @@
         <w:tc>
           <w:tcPr>
             <w:tcW w:w="1331" w:type="dxa"/>
+            <w:tcBorders>
+              <w:bottom w:val="single" w:sz="4" w:space="0" w:color="auto"/>
+            </w:tcBorders>
           </w:tcPr>
           <w:p>
             <w:pPr>
@@ -676,6 +635,9 @@
         <w:tc>
           <w:tcPr>
             <w:tcW w:w="2085" w:type="dxa"/>
+            <w:tcBorders>
+              <w:bottom w:val="single" w:sz="4" w:space="0" w:color="auto"/>
+            </w:tcBorders>
           </w:tcPr>
           <w:p>
             <w:pPr>
@@ -699,6 +661,9 @@
         <w:tc>
           <w:tcPr>
             <w:tcW w:w="1997" w:type="dxa"/>
+            <w:tcBorders>
+              <w:bottom w:val="single" w:sz="4" w:space="0" w:color="auto"/>
+            </w:tcBorders>
           </w:tcPr>
           <w:p>
             <w:pPr>
@@ -729,6 +694,9 @@
         <w:tc>
           <w:tcPr>
             <w:tcW w:w="1109" w:type="dxa"/>
+            <w:tcBorders>
+              <w:bottom w:val="single" w:sz="4" w:space="0" w:color="auto"/>
+            </w:tcBorders>
           </w:tcPr>
           <w:p>
             <w:pPr>
@@ -753,6 +721,9 @@
         <w:tc>
           <w:tcPr>
             <w:tcW w:w="2143" w:type="dxa"/>
+            <w:tcBorders>
+              <w:bottom w:val="single" w:sz="4" w:space="0" w:color="auto"/>
+            </w:tcBorders>
           </w:tcPr>
           <w:p>
             <w:pPr>
@@ -793,6 +764,9 @@
         <w:tc>
           <w:tcPr>
             <w:tcW w:w="1637" w:type="dxa"/>
+            <w:tcBorders>
+              <w:bottom w:val="single" w:sz="4" w:space="0" w:color="auto"/>
+            </w:tcBorders>
           </w:tcPr>
           <w:p>
             <w:pPr>
@@ -821,6 +795,12 @@
         <w:tc>
           <w:tcPr>
             <w:tcW w:w="1331" w:type="dxa"/>
+            <w:tcBorders>
+              <w:top w:val="single" w:sz="4" w:space="0" w:color="auto"/>
+              <w:left w:val="single" w:sz="4" w:space="0" w:color="auto"/>
+              <w:bottom w:val="nil"/>
+              <w:right w:val="single" w:sz="4" w:space="0" w:color="auto"/>
+            </w:tcBorders>
           </w:tcPr>
           <w:p>
             <w:pPr>
@@ -869,6 +849,12 @@
         <w:tc>
           <w:tcPr>
             <w:tcW w:w="2085" w:type="dxa"/>
+            <w:tcBorders>
+              <w:top w:val="single" w:sz="4" w:space="0" w:color="auto"/>
+              <w:left w:val="single" w:sz="4" w:space="0" w:color="auto"/>
+              <w:bottom w:val="nil"/>
+              <w:right w:val="single" w:sz="4" w:space="0" w:color="auto"/>
+            </w:tcBorders>
           </w:tcPr>
           <w:p>
             <w:pPr>
@@ -907,6 +893,12 @@
         <w:tc>
           <w:tcPr>
             <w:tcW w:w="1997" w:type="dxa"/>
+            <w:tcBorders>
+              <w:top w:val="single" w:sz="4" w:space="0" w:color="auto"/>
+              <w:left w:val="single" w:sz="4" w:space="0" w:color="auto"/>
+              <w:bottom w:val="nil"/>
+              <w:right w:val="single" w:sz="4" w:space="0" w:color="auto"/>
+            </w:tcBorders>
           </w:tcPr>
           <w:p>
             <w:pPr>
@@ -945,6 +937,12 @@
         <w:tc>
           <w:tcPr>
             <w:tcW w:w="1109" w:type="dxa"/>
+            <w:tcBorders>
+              <w:top w:val="single" w:sz="4" w:space="0" w:color="auto"/>
+              <w:left w:val="single" w:sz="4" w:space="0" w:color="auto"/>
+              <w:bottom w:val="nil"/>
+              <w:right w:val="single" w:sz="4" w:space="0" w:color="auto"/>
+            </w:tcBorders>
           </w:tcPr>
           <w:p>
             <w:pPr>
@@ -1002,6 +1000,12 @@
         <w:tc>
           <w:tcPr>
             <w:tcW w:w="2143" w:type="dxa"/>
+            <w:tcBorders>
+              <w:top w:val="single" w:sz="4" w:space="0" w:color="auto"/>
+              <w:left w:val="single" w:sz="4" w:space="0" w:color="auto"/>
+              <w:bottom w:val="nil"/>
+              <w:right w:val="single" w:sz="4" w:space="0" w:color="auto"/>
+            </w:tcBorders>
           </w:tcPr>
           <w:p>
             <w:pPr>
@@ -1043,6 +1047,12 @@
         <w:tc>
           <w:tcPr>
             <w:tcW w:w="1637" w:type="dxa"/>
+            <w:tcBorders>
+              <w:top w:val="single" w:sz="4" w:space="0" w:color="auto"/>
+              <w:left w:val="single" w:sz="4" w:space="0" w:color="auto"/>
+              <w:bottom w:val="nil"/>
+              <w:right w:val="single" w:sz="4" w:space="0" w:color="auto"/>
+            </w:tcBorders>
           </w:tcPr>
           <w:p>
             <w:pPr>
@@ -1098,6 +1108,1502 @@
               </w:rPr>
               <w:t>}</w:t>
             </w:r>
+          </w:p>
+        </w:tc>
+      </w:tr>
+      <w:tr>
+        <w:trPr>
+          <w:trHeight w:val="373"/>
+        </w:trPr>
+        <w:tc>
+          <w:tcPr>
+            <w:tcW w:w="1331" w:type="dxa"/>
+            <w:tcBorders>
+              <w:top w:val="nil"/>
+              <w:left w:val="single" w:sz="4" w:space="0" w:color="auto"/>
+              <w:bottom w:val="nil"/>
+              <w:right w:val="single" w:sz="4" w:space="0" w:color="auto"/>
+            </w:tcBorders>
+          </w:tcPr>
+          <w:p>
+            <w:pPr>
+              <w:pStyle w:val="TableParagraph"/>
+              <w:ind w:left="7"/>
+              <w:jc w:val="center"/>
+              <w:rPr>
+                <w:rFonts w:ascii="Arial MT"/>
+                <w:sz w:val="16"/>
+              </w:rPr>
+            </w:pPr>
+          </w:p>
+        </w:tc>
+        <w:tc>
+          <w:tcPr>
+            <w:tcW w:w="2085" w:type="dxa"/>
+            <w:tcBorders>
+              <w:top w:val="nil"/>
+              <w:left w:val="single" w:sz="4" w:space="0" w:color="auto"/>
+              <w:bottom w:val="nil"/>
+              <w:right w:val="single" w:sz="4" w:space="0" w:color="auto"/>
+            </w:tcBorders>
+          </w:tcPr>
+          <w:p>
+            <w:pPr>
+              <w:pStyle w:val="TableParagraph"/>
+              <w:jc w:val="center"/>
+              <w:rPr>
+                <w:rFonts w:ascii="Times New Roman"/>
+                <w:sz w:val="18"/>
+              </w:rPr>
+            </w:pPr>
+          </w:p>
+        </w:tc>
+        <w:tc>
+          <w:tcPr>
+            <w:tcW w:w="1997" w:type="dxa"/>
+            <w:tcBorders>
+              <w:top w:val="nil"/>
+              <w:left w:val="single" w:sz="4" w:space="0" w:color="auto"/>
+              <w:bottom w:val="nil"/>
+              <w:right w:val="single" w:sz="4" w:space="0" w:color="auto"/>
+            </w:tcBorders>
+          </w:tcPr>
+          <w:p>
+            <w:pPr>
+              <w:pStyle w:val="TableParagraph"/>
+              <w:jc w:val="center"/>
+              <w:rPr>
+                <w:rFonts w:ascii="Times New Roman"/>
+                <w:sz w:val="18"/>
+              </w:rPr>
+            </w:pPr>
+          </w:p>
+        </w:tc>
+        <w:tc>
+          <w:tcPr>
+            <w:tcW w:w="1109" w:type="dxa"/>
+            <w:tcBorders>
+              <w:top w:val="nil"/>
+              <w:left w:val="single" w:sz="4" w:space="0" w:color="auto"/>
+              <w:bottom w:val="nil"/>
+              <w:right w:val="single" w:sz="4" w:space="0" w:color="auto"/>
+            </w:tcBorders>
+          </w:tcPr>
+          <w:p>
+            <w:pPr>
+              <w:pStyle w:val="TableParagraph"/>
+              <w:jc w:val="center"/>
+              <w:rPr>
+                <w:rFonts w:ascii="Arial MT"/>
+                <w:spacing w:val="-4"/>
+                <w:sz w:val="16"/>
+              </w:rPr>
+            </w:pPr>
+          </w:p>
+        </w:tc>
+        <w:tc>
+          <w:tcPr>
+            <w:tcW w:w="2143" w:type="dxa"/>
+            <w:tcBorders>
+              <w:top w:val="nil"/>
+              <w:left w:val="single" w:sz="4" w:space="0" w:color="auto"/>
+              <w:bottom w:val="nil"/>
+              <w:right w:val="single" w:sz="4" w:space="0" w:color="auto"/>
+            </w:tcBorders>
+          </w:tcPr>
+          <w:p>
+            <w:pPr>
+              <w:pStyle w:val="TableParagraph"/>
+              <w:ind w:left="11" w:right="1"/>
+              <w:jc w:val="center"/>
+              <w:rPr>
+                <w:rFonts w:ascii="Arial MT"/>
+                <w:spacing w:val="-10"/>
+                <w:sz w:val="16"/>
+              </w:rPr>
+            </w:pPr>
+          </w:p>
+        </w:tc>
+        <w:tc>
+          <w:tcPr>
+            <w:tcW w:w="1637" w:type="dxa"/>
+            <w:tcBorders>
+              <w:top w:val="nil"/>
+              <w:left w:val="single" w:sz="4" w:space="0" w:color="auto"/>
+              <w:bottom w:val="nil"/>
+              <w:right w:val="single" w:sz="4" w:space="0" w:color="auto"/>
+            </w:tcBorders>
+          </w:tcPr>
+          <w:p>
+            <w:pPr>
+              <w:pStyle w:val="TableParagraph"/>
+              <w:ind w:right="83"/>
+              <w:jc w:val="center"/>
+              <w:rPr>
+                <w:rFonts w:ascii="Arial MT"/>
+                <w:sz w:val="16"/>
+              </w:rPr>
+            </w:pPr>
+          </w:p>
+        </w:tc>
+      </w:tr>
+      <w:tr>
+        <w:trPr>
+          <w:trHeight w:val="373"/>
+        </w:trPr>
+        <w:tc>
+          <w:tcPr>
+            <w:tcW w:w="1331" w:type="dxa"/>
+            <w:tcBorders>
+              <w:top w:val="nil"/>
+              <w:left w:val="single" w:sz="4" w:space="0" w:color="auto"/>
+              <w:bottom w:val="nil"/>
+              <w:right w:val="single" w:sz="4" w:space="0" w:color="auto"/>
+            </w:tcBorders>
+          </w:tcPr>
+          <w:p>
+            <w:pPr>
+              <w:pStyle w:val="TableParagraph"/>
+              <w:ind w:left="7"/>
+              <w:jc w:val="center"/>
+              <w:rPr>
+                <w:rFonts w:ascii="Arial MT"/>
+                <w:sz w:val="16"/>
+              </w:rPr>
+            </w:pPr>
+          </w:p>
+        </w:tc>
+        <w:tc>
+          <w:tcPr>
+            <w:tcW w:w="2085" w:type="dxa"/>
+            <w:tcBorders>
+              <w:top w:val="nil"/>
+              <w:left w:val="single" w:sz="4" w:space="0" w:color="auto"/>
+              <w:bottom w:val="nil"/>
+              <w:right w:val="single" w:sz="4" w:space="0" w:color="auto"/>
+            </w:tcBorders>
+          </w:tcPr>
+          <w:p>
+            <w:pPr>
+              <w:pStyle w:val="TableParagraph"/>
+              <w:jc w:val="center"/>
+              <w:rPr>
+                <w:rFonts w:ascii="Times New Roman"/>
+                <w:sz w:val="18"/>
+              </w:rPr>
+            </w:pPr>
+          </w:p>
+        </w:tc>
+        <w:tc>
+          <w:tcPr>
+            <w:tcW w:w="1997" w:type="dxa"/>
+            <w:tcBorders>
+              <w:top w:val="nil"/>
+              <w:left w:val="single" w:sz="4" w:space="0" w:color="auto"/>
+              <w:bottom w:val="nil"/>
+              <w:right w:val="single" w:sz="4" w:space="0" w:color="auto"/>
+            </w:tcBorders>
+          </w:tcPr>
+          <w:p>
+            <w:pPr>
+              <w:pStyle w:val="TableParagraph"/>
+              <w:jc w:val="center"/>
+              <w:rPr>
+                <w:rFonts w:ascii="Times New Roman"/>
+                <w:sz w:val="18"/>
+              </w:rPr>
+            </w:pPr>
+          </w:p>
+        </w:tc>
+        <w:tc>
+          <w:tcPr>
+            <w:tcW w:w="1109" w:type="dxa"/>
+            <w:tcBorders>
+              <w:top w:val="nil"/>
+              <w:left w:val="single" w:sz="4" w:space="0" w:color="auto"/>
+              <w:bottom w:val="nil"/>
+              <w:right w:val="single" w:sz="4" w:space="0" w:color="auto"/>
+            </w:tcBorders>
+          </w:tcPr>
+          <w:p>
+            <w:pPr>
+              <w:pStyle w:val="TableParagraph"/>
+              <w:jc w:val="center"/>
+              <w:rPr>
+                <w:rFonts w:ascii="Arial MT"/>
+                <w:spacing w:val="-4"/>
+                <w:sz w:val="16"/>
+              </w:rPr>
+            </w:pPr>
+          </w:p>
+        </w:tc>
+        <w:tc>
+          <w:tcPr>
+            <w:tcW w:w="2143" w:type="dxa"/>
+            <w:tcBorders>
+              <w:top w:val="nil"/>
+              <w:left w:val="single" w:sz="4" w:space="0" w:color="auto"/>
+              <w:bottom w:val="nil"/>
+              <w:right w:val="single" w:sz="4" w:space="0" w:color="auto"/>
+            </w:tcBorders>
+          </w:tcPr>
+          <w:p>
+            <w:pPr>
+              <w:pStyle w:val="TableParagraph"/>
+              <w:ind w:left="11" w:right="1"/>
+              <w:jc w:val="center"/>
+              <w:rPr>
+                <w:rFonts w:ascii="Arial MT"/>
+                <w:spacing w:val="-10"/>
+                <w:sz w:val="16"/>
+              </w:rPr>
+            </w:pPr>
+          </w:p>
+        </w:tc>
+        <w:tc>
+          <w:tcPr>
+            <w:tcW w:w="1637" w:type="dxa"/>
+            <w:tcBorders>
+              <w:top w:val="nil"/>
+              <w:left w:val="single" w:sz="4" w:space="0" w:color="auto"/>
+              <w:bottom w:val="nil"/>
+              <w:right w:val="single" w:sz="4" w:space="0" w:color="auto"/>
+            </w:tcBorders>
+          </w:tcPr>
+          <w:p>
+            <w:pPr>
+              <w:pStyle w:val="TableParagraph"/>
+              <w:ind w:right="83"/>
+              <w:jc w:val="center"/>
+              <w:rPr>
+                <w:rFonts w:ascii="Arial MT"/>
+                <w:sz w:val="16"/>
+              </w:rPr>
+            </w:pPr>
+          </w:p>
+        </w:tc>
+      </w:tr>
+      <w:tr>
+        <w:trPr>
+          <w:trHeight w:val="373"/>
+        </w:trPr>
+        <w:tc>
+          <w:tcPr>
+            <w:tcW w:w="1331" w:type="dxa"/>
+            <w:tcBorders>
+              <w:top w:val="nil"/>
+              <w:left w:val="single" w:sz="4" w:space="0" w:color="auto"/>
+              <w:bottom w:val="nil"/>
+              <w:right w:val="single" w:sz="4" w:space="0" w:color="auto"/>
+            </w:tcBorders>
+          </w:tcPr>
+          <w:p>
+            <w:pPr>
+              <w:pStyle w:val="TableParagraph"/>
+              <w:ind w:left="7"/>
+              <w:jc w:val="center"/>
+              <w:rPr>
+                <w:rFonts w:ascii="Arial MT"/>
+                <w:sz w:val="16"/>
+              </w:rPr>
+            </w:pPr>
+          </w:p>
+        </w:tc>
+        <w:tc>
+          <w:tcPr>
+            <w:tcW w:w="2085" w:type="dxa"/>
+            <w:tcBorders>
+              <w:top w:val="nil"/>
+              <w:left w:val="single" w:sz="4" w:space="0" w:color="auto"/>
+              <w:bottom w:val="nil"/>
+              <w:right w:val="single" w:sz="4" w:space="0" w:color="auto"/>
+            </w:tcBorders>
+          </w:tcPr>
+          <w:p>
+            <w:pPr>
+              <w:pStyle w:val="TableParagraph"/>
+              <w:jc w:val="center"/>
+              <w:rPr>
+                <w:rFonts w:ascii="Times New Roman"/>
+                <w:sz w:val="18"/>
+              </w:rPr>
+            </w:pPr>
+          </w:p>
+        </w:tc>
+        <w:tc>
+          <w:tcPr>
+            <w:tcW w:w="1997" w:type="dxa"/>
+            <w:tcBorders>
+              <w:top w:val="nil"/>
+              <w:left w:val="single" w:sz="4" w:space="0" w:color="auto"/>
+              <w:bottom w:val="nil"/>
+              <w:right w:val="single" w:sz="4" w:space="0" w:color="auto"/>
+            </w:tcBorders>
+          </w:tcPr>
+          <w:p>
+            <w:pPr>
+              <w:pStyle w:val="TableParagraph"/>
+              <w:jc w:val="center"/>
+              <w:rPr>
+                <w:rFonts w:ascii="Times New Roman"/>
+                <w:sz w:val="18"/>
+              </w:rPr>
+            </w:pPr>
+          </w:p>
+        </w:tc>
+        <w:tc>
+          <w:tcPr>
+            <w:tcW w:w="1109" w:type="dxa"/>
+            <w:tcBorders>
+              <w:top w:val="nil"/>
+              <w:left w:val="single" w:sz="4" w:space="0" w:color="auto"/>
+              <w:bottom w:val="nil"/>
+              <w:right w:val="single" w:sz="4" w:space="0" w:color="auto"/>
+            </w:tcBorders>
+          </w:tcPr>
+          <w:p>
+            <w:pPr>
+              <w:pStyle w:val="TableParagraph"/>
+              <w:jc w:val="center"/>
+              <w:rPr>
+                <w:rFonts w:ascii="Arial MT"/>
+                <w:spacing w:val="-4"/>
+                <w:sz w:val="16"/>
+              </w:rPr>
+            </w:pPr>
+          </w:p>
+        </w:tc>
+        <w:tc>
+          <w:tcPr>
+            <w:tcW w:w="2143" w:type="dxa"/>
+            <w:tcBorders>
+              <w:top w:val="nil"/>
+              <w:left w:val="single" w:sz="4" w:space="0" w:color="auto"/>
+              <w:bottom w:val="nil"/>
+              <w:right w:val="single" w:sz="4" w:space="0" w:color="auto"/>
+            </w:tcBorders>
+          </w:tcPr>
+          <w:p>
+            <w:pPr>
+              <w:pStyle w:val="TableParagraph"/>
+              <w:ind w:left="11" w:right="1"/>
+              <w:jc w:val="center"/>
+              <w:rPr>
+                <w:rFonts w:ascii="Arial MT"/>
+                <w:spacing w:val="-10"/>
+                <w:sz w:val="16"/>
+              </w:rPr>
+            </w:pPr>
+          </w:p>
+        </w:tc>
+        <w:tc>
+          <w:tcPr>
+            <w:tcW w:w="1637" w:type="dxa"/>
+            <w:tcBorders>
+              <w:top w:val="nil"/>
+              <w:left w:val="single" w:sz="4" w:space="0" w:color="auto"/>
+              <w:bottom w:val="nil"/>
+              <w:right w:val="single" w:sz="4" w:space="0" w:color="auto"/>
+            </w:tcBorders>
+          </w:tcPr>
+          <w:p>
+            <w:pPr>
+              <w:pStyle w:val="TableParagraph"/>
+              <w:ind w:right="83"/>
+              <w:jc w:val="center"/>
+              <w:rPr>
+                <w:rFonts w:ascii="Arial MT"/>
+                <w:sz w:val="16"/>
+              </w:rPr>
+            </w:pPr>
+          </w:p>
+        </w:tc>
+      </w:tr>
+      <w:tr>
+        <w:trPr>
+          <w:trHeight w:val="373"/>
+        </w:trPr>
+        <w:tc>
+          <w:tcPr>
+            <w:tcW w:w="1331" w:type="dxa"/>
+            <w:tcBorders>
+              <w:top w:val="nil"/>
+              <w:left w:val="single" w:sz="4" w:space="0" w:color="auto"/>
+              <w:bottom w:val="nil"/>
+              <w:right w:val="single" w:sz="4" w:space="0" w:color="auto"/>
+            </w:tcBorders>
+          </w:tcPr>
+          <w:p>
+            <w:pPr>
+              <w:pStyle w:val="TableParagraph"/>
+              <w:ind w:left="7"/>
+              <w:jc w:val="center"/>
+              <w:rPr>
+                <w:rFonts w:ascii="Arial MT"/>
+                <w:sz w:val="16"/>
+              </w:rPr>
+            </w:pPr>
+          </w:p>
+        </w:tc>
+        <w:tc>
+          <w:tcPr>
+            <w:tcW w:w="2085" w:type="dxa"/>
+            <w:tcBorders>
+              <w:top w:val="nil"/>
+              <w:left w:val="single" w:sz="4" w:space="0" w:color="auto"/>
+              <w:bottom w:val="nil"/>
+              <w:right w:val="single" w:sz="4" w:space="0" w:color="auto"/>
+            </w:tcBorders>
+          </w:tcPr>
+          <w:p>
+            <w:pPr>
+              <w:pStyle w:val="TableParagraph"/>
+              <w:jc w:val="center"/>
+              <w:rPr>
+                <w:rFonts w:ascii="Times New Roman"/>
+                <w:sz w:val="18"/>
+              </w:rPr>
+            </w:pPr>
+          </w:p>
+        </w:tc>
+        <w:tc>
+          <w:tcPr>
+            <w:tcW w:w="1997" w:type="dxa"/>
+            <w:tcBorders>
+              <w:top w:val="nil"/>
+              <w:left w:val="single" w:sz="4" w:space="0" w:color="auto"/>
+              <w:bottom w:val="nil"/>
+              <w:right w:val="single" w:sz="4" w:space="0" w:color="auto"/>
+            </w:tcBorders>
+          </w:tcPr>
+          <w:p>
+            <w:pPr>
+              <w:pStyle w:val="TableParagraph"/>
+              <w:jc w:val="center"/>
+              <w:rPr>
+                <w:rFonts w:ascii="Times New Roman"/>
+                <w:sz w:val="18"/>
+              </w:rPr>
+            </w:pPr>
+          </w:p>
+        </w:tc>
+        <w:tc>
+          <w:tcPr>
+            <w:tcW w:w="1109" w:type="dxa"/>
+            <w:tcBorders>
+              <w:top w:val="nil"/>
+              <w:left w:val="single" w:sz="4" w:space="0" w:color="auto"/>
+              <w:bottom w:val="nil"/>
+              <w:right w:val="single" w:sz="4" w:space="0" w:color="auto"/>
+            </w:tcBorders>
+          </w:tcPr>
+          <w:p>
+            <w:pPr>
+              <w:pStyle w:val="TableParagraph"/>
+              <w:jc w:val="center"/>
+              <w:rPr>
+                <w:rFonts w:ascii="Arial MT"/>
+                <w:spacing w:val="-4"/>
+                <w:sz w:val="16"/>
+              </w:rPr>
+            </w:pPr>
+          </w:p>
+        </w:tc>
+        <w:tc>
+          <w:tcPr>
+            <w:tcW w:w="2143" w:type="dxa"/>
+            <w:tcBorders>
+              <w:top w:val="nil"/>
+              <w:left w:val="single" w:sz="4" w:space="0" w:color="auto"/>
+              <w:bottom w:val="nil"/>
+              <w:right w:val="single" w:sz="4" w:space="0" w:color="auto"/>
+            </w:tcBorders>
+          </w:tcPr>
+          <w:p>
+            <w:pPr>
+              <w:pStyle w:val="TableParagraph"/>
+              <w:ind w:left="11" w:right="1"/>
+              <w:jc w:val="center"/>
+              <w:rPr>
+                <w:rFonts w:ascii="Arial MT"/>
+                <w:spacing w:val="-10"/>
+                <w:sz w:val="16"/>
+              </w:rPr>
+            </w:pPr>
+          </w:p>
+        </w:tc>
+        <w:tc>
+          <w:tcPr>
+            <w:tcW w:w="1637" w:type="dxa"/>
+            <w:tcBorders>
+              <w:top w:val="nil"/>
+              <w:left w:val="single" w:sz="4" w:space="0" w:color="auto"/>
+              <w:bottom w:val="nil"/>
+              <w:right w:val="single" w:sz="4" w:space="0" w:color="auto"/>
+            </w:tcBorders>
+          </w:tcPr>
+          <w:p>
+            <w:pPr>
+              <w:pStyle w:val="TableParagraph"/>
+              <w:ind w:right="83"/>
+              <w:jc w:val="center"/>
+              <w:rPr>
+                <w:rFonts w:ascii="Arial MT"/>
+                <w:sz w:val="16"/>
+              </w:rPr>
+            </w:pPr>
+          </w:p>
+        </w:tc>
+      </w:tr>
+      <w:tr>
+        <w:trPr>
+          <w:trHeight w:val="373"/>
+        </w:trPr>
+        <w:tc>
+          <w:tcPr>
+            <w:tcW w:w="1331" w:type="dxa"/>
+            <w:tcBorders>
+              <w:top w:val="nil"/>
+              <w:left w:val="single" w:sz="4" w:space="0" w:color="auto"/>
+              <w:bottom w:val="nil"/>
+              <w:right w:val="single" w:sz="4" w:space="0" w:color="auto"/>
+            </w:tcBorders>
+          </w:tcPr>
+          <w:p>
+            <w:pPr>
+              <w:pStyle w:val="TableParagraph"/>
+              <w:ind w:left="7"/>
+              <w:jc w:val="center"/>
+              <w:rPr>
+                <w:rFonts w:ascii="Arial MT"/>
+                <w:sz w:val="16"/>
+              </w:rPr>
+            </w:pPr>
+          </w:p>
+        </w:tc>
+        <w:tc>
+          <w:tcPr>
+            <w:tcW w:w="2085" w:type="dxa"/>
+            <w:tcBorders>
+              <w:top w:val="nil"/>
+              <w:left w:val="single" w:sz="4" w:space="0" w:color="auto"/>
+              <w:bottom w:val="nil"/>
+              <w:right w:val="single" w:sz="4" w:space="0" w:color="auto"/>
+            </w:tcBorders>
+          </w:tcPr>
+          <w:p>
+            <w:pPr>
+              <w:pStyle w:val="TableParagraph"/>
+              <w:jc w:val="center"/>
+              <w:rPr>
+                <w:rFonts w:ascii="Times New Roman"/>
+                <w:sz w:val="18"/>
+              </w:rPr>
+            </w:pPr>
+          </w:p>
+        </w:tc>
+        <w:tc>
+          <w:tcPr>
+            <w:tcW w:w="1997" w:type="dxa"/>
+            <w:tcBorders>
+              <w:top w:val="nil"/>
+              <w:left w:val="single" w:sz="4" w:space="0" w:color="auto"/>
+              <w:bottom w:val="nil"/>
+              <w:right w:val="single" w:sz="4" w:space="0" w:color="auto"/>
+            </w:tcBorders>
+          </w:tcPr>
+          <w:p>
+            <w:pPr>
+              <w:pStyle w:val="TableParagraph"/>
+              <w:jc w:val="center"/>
+              <w:rPr>
+                <w:rFonts w:ascii="Times New Roman"/>
+                <w:sz w:val="18"/>
+              </w:rPr>
+            </w:pPr>
+          </w:p>
+        </w:tc>
+        <w:tc>
+          <w:tcPr>
+            <w:tcW w:w="1109" w:type="dxa"/>
+            <w:tcBorders>
+              <w:top w:val="nil"/>
+              <w:left w:val="single" w:sz="4" w:space="0" w:color="auto"/>
+              <w:bottom w:val="nil"/>
+              <w:right w:val="single" w:sz="4" w:space="0" w:color="auto"/>
+            </w:tcBorders>
+          </w:tcPr>
+          <w:p>
+            <w:pPr>
+              <w:pStyle w:val="TableParagraph"/>
+              <w:jc w:val="center"/>
+              <w:rPr>
+                <w:rFonts w:ascii="Arial MT"/>
+                <w:spacing w:val="-4"/>
+                <w:sz w:val="16"/>
+              </w:rPr>
+            </w:pPr>
+          </w:p>
+        </w:tc>
+        <w:tc>
+          <w:tcPr>
+            <w:tcW w:w="2143" w:type="dxa"/>
+            <w:tcBorders>
+              <w:top w:val="nil"/>
+              <w:left w:val="single" w:sz="4" w:space="0" w:color="auto"/>
+              <w:bottom w:val="nil"/>
+              <w:right w:val="single" w:sz="4" w:space="0" w:color="auto"/>
+            </w:tcBorders>
+          </w:tcPr>
+          <w:p>
+            <w:pPr>
+              <w:pStyle w:val="TableParagraph"/>
+              <w:ind w:left="11" w:right="1"/>
+              <w:jc w:val="center"/>
+              <w:rPr>
+                <w:rFonts w:ascii="Arial MT"/>
+                <w:spacing w:val="-10"/>
+                <w:sz w:val="16"/>
+              </w:rPr>
+            </w:pPr>
+          </w:p>
+        </w:tc>
+        <w:tc>
+          <w:tcPr>
+            <w:tcW w:w="1637" w:type="dxa"/>
+            <w:tcBorders>
+              <w:top w:val="nil"/>
+              <w:left w:val="single" w:sz="4" w:space="0" w:color="auto"/>
+              <w:bottom w:val="nil"/>
+              <w:right w:val="single" w:sz="4" w:space="0" w:color="auto"/>
+            </w:tcBorders>
+          </w:tcPr>
+          <w:p>
+            <w:pPr>
+              <w:pStyle w:val="TableParagraph"/>
+              <w:ind w:right="83"/>
+              <w:jc w:val="center"/>
+              <w:rPr>
+                <w:rFonts w:ascii="Arial MT"/>
+                <w:sz w:val="16"/>
+              </w:rPr>
+            </w:pPr>
+          </w:p>
+        </w:tc>
+      </w:tr>
+      <w:tr>
+        <w:trPr>
+          <w:trHeight w:val="373"/>
+        </w:trPr>
+        <w:tc>
+          <w:tcPr>
+            <w:tcW w:w="1331" w:type="dxa"/>
+            <w:tcBorders>
+              <w:top w:val="nil"/>
+              <w:left w:val="single" w:sz="4" w:space="0" w:color="auto"/>
+              <w:bottom w:val="nil"/>
+              <w:right w:val="single" w:sz="4" w:space="0" w:color="auto"/>
+            </w:tcBorders>
+          </w:tcPr>
+          <w:p>
+            <w:pPr>
+              <w:pStyle w:val="TableParagraph"/>
+              <w:ind w:left="7"/>
+              <w:jc w:val="center"/>
+              <w:rPr>
+                <w:rFonts w:ascii="Arial MT"/>
+                <w:sz w:val="16"/>
+              </w:rPr>
+            </w:pPr>
+          </w:p>
+        </w:tc>
+        <w:tc>
+          <w:tcPr>
+            <w:tcW w:w="2085" w:type="dxa"/>
+            <w:tcBorders>
+              <w:top w:val="nil"/>
+              <w:left w:val="single" w:sz="4" w:space="0" w:color="auto"/>
+              <w:bottom w:val="nil"/>
+              <w:right w:val="single" w:sz="4" w:space="0" w:color="auto"/>
+            </w:tcBorders>
+          </w:tcPr>
+          <w:p>
+            <w:pPr>
+              <w:pStyle w:val="TableParagraph"/>
+              <w:jc w:val="center"/>
+              <w:rPr>
+                <w:rFonts w:ascii="Times New Roman"/>
+                <w:sz w:val="18"/>
+              </w:rPr>
+            </w:pPr>
+          </w:p>
+        </w:tc>
+        <w:tc>
+          <w:tcPr>
+            <w:tcW w:w="1997" w:type="dxa"/>
+            <w:tcBorders>
+              <w:top w:val="nil"/>
+              <w:left w:val="single" w:sz="4" w:space="0" w:color="auto"/>
+              <w:bottom w:val="nil"/>
+              <w:right w:val="single" w:sz="4" w:space="0" w:color="auto"/>
+            </w:tcBorders>
+          </w:tcPr>
+          <w:p>
+            <w:pPr>
+              <w:pStyle w:val="TableParagraph"/>
+              <w:jc w:val="center"/>
+              <w:rPr>
+                <w:rFonts w:ascii="Times New Roman"/>
+                <w:sz w:val="18"/>
+              </w:rPr>
+            </w:pPr>
+          </w:p>
+        </w:tc>
+        <w:tc>
+          <w:tcPr>
+            <w:tcW w:w="1109" w:type="dxa"/>
+            <w:tcBorders>
+              <w:top w:val="nil"/>
+              <w:left w:val="single" w:sz="4" w:space="0" w:color="auto"/>
+              <w:bottom w:val="nil"/>
+              <w:right w:val="single" w:sz="4" w:space="0" w:color="auto"/>
+            </w:tcBorders>
+          </w:tcPr>
+          <w:p>
+            <w:pPr>
+              <w:pStyle w:val="TableParagraph"/>
+              <w:jc w:val="center"/>
+              <w:rPr>
+                <w:rFonts w:ascii="Arial MT"/>
+                <w:spacing w:val="-4"/>
+                <w:sz w:val="16"/>
+              </w:rPr>
+            </w:pPr>
+          </w:p>
+        </w:tc>
+        <w:tc>
+          <w:tcPr>
+            <w:tcW w:w="2143" w:type="dxa"/>
+            <w:tcBorders>
+              <w:top w:val="nil"/>
+              <w:left w:val="single" w:sz="4" w:space="0" w:color="auto"/>
+              <w:bottom w:val="nil"/>
+              <w:right w:val="single" w:sz="4" w:space="0" w:color="auto"/>
+            </w:tcBorders>
+          </w:tcPr>
+          <w:p>
+            <w:pPr>
+              <w:pStyle w:val="TableParagraph"/>
+              <w:ind w:left="11" w:right="1"/>
+              <w:jc w:val="center"/>
+              <w:rPr>
+                <w:rFonts w:ascii="Arial MT"/>
+                <w:spacing w:val="-10"/>
+                <w:sz w:val="16"/>
+              </w:rPr>
+            </w:pPr>
+          </w:p>
+        </w:tc>
+        <w:tc>
+          <w:tcPr>
+            <w:tcW w:w="1637" w:type="dxa"/>
+            <w:tcBorders>
+              <w:top w:val="nil"/>
+              <w:left w:val="single" w:sz="4" w:space="0" w:color="auto"/>
+              <w:bottom w:val="nil"/>
+              <w:right w:val="single" w:sz="4" w:space="0" w:color="auto"/>
+            </w:tcBorders>
+          </w:tcPr>
+          <w:p>
+            <w:pPr>
+              <w:pStyle w:val="TableParagraph"/>
+              <w:ind w:right="83"/>
+              <w:jc w:val="center"/>
+              <w:rPr>
+                <w:rFonts w:ascii="Arial MT"/>
+                <w:sz w:val="16"/>
+              </w:rPr>
+            </w:pPr>
+          </w:p>
+        </w:tc>
+      </w:tr>
+      <w:tr>
+        <w:trPr>
+          <w:trHeight w:val="373"/>
+        </w:trPr>
+        <w:tc>
+          <w:tcPr>
+            <w:tcW w:w="1331" w:type="dxa"/>
+            <w:tcBorders>
+              <w:top w:val="nil"/>
+              <w:left w:val="single" w:sz="4" w:space="0" w:color="auto"/>
+              <w:bottom w:val="nil"/>
+              <w:right w:val="single" w:sz="4" w:space="0" w:color="auto"/>
+            </w:tcBorders>
+          </w:tcPr>
+          <w:p>
+            <w:pPr>
+              <w:pStyle w:val="TableParagraph"/>
+              <w:ind w:left="7"/>
+              <w:jc w:val="center"/>
+              <w:rPr>
+                <w:rFonts w:ascii="Arial MT"/>
+                <w:sz w:val="16"/>
+              </w:rPr>
+            </w:pPr>
+          </w:p>
+        </w:tc>
+        <w:tc>
+          <w:tcPr>
+            <w:tcW w:w="2085" w:type="dxa"/>
+            <w:tcBorders>
+              <w:top w:val="nil"/>
+              <w:left w:val="single" w:sz="4" w:space="0" w:color="auto"/>
+              <w:bottom w:val="nil"/>
+              <w:right w:val="single" w:sz="4" w:space="0" w:color="auto"/>
+            </w:tcBorders>
+          </w:tcPr>
+          <w:p>
+            <w:pPr>
+              <w:pStyle w:val="TableParagraph"/>
+              <w:jc w:val="center"/>
+              <w:rPr>
+                <w:rFonts w:ascii="Times New Roman"/>
+                <w:sz w:val="18"/>
+              </w:rPr>
+            </w:pPr>
+          </w:p>
+        </w:tc>
+        <w:tc>
+          <w:tcPr>
+            <w:tcW w:w="1997" w:type="dxa"/>
+            <w:tcBorders>
+              <w:top w:val="nil"/>
+              <w:left w:val="single" w:sz="4" w:space="0" w:color="auto"/>
+              <w:bottom w:val="nil"/>
+              <w:right w:val="single" w:sz="4" w:space="0" w:color="auto"/>
+            </w:tcBorders>
+          </w:tcPr>
+          <w:p>
+            <w:pPr>
+              <w:pStyle w:val="TableParagraph"/>
+              <w:jc w:val="center"/>
+              <w:rPr>
+                <w:rFonts w:ascii="Times New Roman"/>
+                <w:sz w:val="18"/>
+              </w:rPr>
+            </w:pPr>
+          </w:p>
+        </w:tc>
+        <w:tc>
+          <w:tcPr>
+            <w:tcW w:w="1109" w:type="dxa"/>
+            <w:tcBorders>
+              <w:top w:val="nil"/>
+              <w:left w:val="single" w:sz="4" w:space="0" w:color="auto"/>
+              <w:bottom w:val="nil"/>
+              <w:right w:val="single" w:sz="4" w:space="0" w:color="auto"/>
+            </w:tcBorders>
+          </w:tcPr>
+          <w:p>
+            <w:pPr>
+              <w:pStyle w:val="TableParagraph"/>
+              <w:jc w:val="center"/>
+              <w:rPr>
+                <w:rFonts w:ascii="Arial MT"/>
+                <w:spacing w:val="-4"/>
+                <w:sz w:val="16"/>
+              </w:rPr>
+            </w:pPr>
+          </w:p>
+        </w:tc>
+        <w:tc>
+          <w:tcPr>
+            <w:tcW w:w="2143" w:type="dxa"/>
+            <w:tcBorders>
+              <w:top w:val="nil"/>
+              <w:left w:val="single" w:sz="4" w:space="0" w:color="auto"/>
+              <w:bottom w:val="nil"/>
+              <w:right w:val="single" w:sz="4" w:space="0" w:color="auto"/>
+            </w:tcBorders>
+          </w:tcPr>
+          <w:p>
+            <w:pPr>
+              <w:pStyle w:val="TableParagraph"/>
+              <w:ind w:left="11" w:right="1"/>
+              <w:jc w:val="center"/>
+              <w:rPr>
+                <w:rFonts w:ascii="Arial MT"/>
+                <w:spacing w:val="-10"/>
+                <w:sz w:val="16"/>
+              </w:rPr>
+            </w:pPr>
+          </w:p>
+        </w:tc>
+        <w:tc>
+          <w:tcPr>
+            <w:tcW w:w="1637" w:type="dxa"/>
+            <w:tcBorders>
+              <w:top w:val="nil"/>
+              <w:left w:val="single" w:sz="4" w:space="0" w:color="auto"/>
+              <w:bottom w:val="nil"/>
+              <w:right w:val="single" w:sz="4" w:space="0" w:color="auto"/>
+            </w:tcBorders>
+          </w:tcPr>
+          <w:p>
+            <w:pPr>
+              <w:pStyle w:val="TableParagraph"/>
+              <w:ind w:right="83"/>
+              <w:jc w:val="center"/>
+              <w:rPr>
+                <w:rFonts w:ascii="Arial MT"/>
+                <w:sz w:val="16"/>
+              </w:rPr>
+            </w:pPr>
+          </w:p>
+        </w:tc>
+      </w:tr>
+      <w:tr>
+        <w:trPr>
+          <w:trHeight w:val="373"/>
+        </w:trPr>
+        <w:tc>
+          <w:tcPr>
+            <w:tcW w:w="1331" w:type="dxa"/>
+            <w:tcBorders>
+              <w:top w:val="nil"/>
+              <w:left w:val="single" w:sz="4" w:space="0" w:color="auto"/>
+              <w:bottom w:val="nil"/>
+              <w:right w:val="single" w:sz="4" w:space="0" w:color="auto"/>
+            </w:tcBorders>
+          </w:tcPr>
+          <w:p>
+            <w:pPr>
+              <w:pStyle w:val="TableParagraph"/>
+              <w:ind w:left="7"/>
+              <w:jc w:val="center"/>
+              <w:rPr>
+                <w:rFonts w:ascii="Arial MT"/>
+                <w:sz w:val="16"/>
+              </w:rPr>
+            </w:pPr>
+          </w:p>
+        </w:tc>
+        <w:tc>
+          <w:tcPr>
+            <w:tcW w:w="2085" w:type="dxa"/>
+            <w:tcBorders>
+              <w:top w:val="nil"/>
+              <w:left w:val="single" w:sz="4" w:space="0" w:color="auto"/>
+              <w:bottom w:val="nil"/>
+              <w:right w:val="single" w:sz="4" w:space="0" w:color="auto"/>
+            </w:tcBorders>
+          </w:tcPr>
+          <w:p>
+            <w:pPr>
+              <w:pStyle w:val="TableParagraph"/>
+              <w:jc w:val="center"/>
+              <w:rPr>
+                <w:rFonts w:ascii="Times New Roman"/>
+                <w:sz w:val="18"/>
+              </w:rPr>
+            </w:pPr>
+          </w:p>
+        </w:tc>
+        <w:tc>
+          <w:tcPr>
+            <w:tcW w:w="1997" w:type="dxa"/>
+            <w:tcBorders>
+              <w:top w:val="nil"/>
+              <w:left w:val="single" w:sz="4" w:space="0" w:color="auto"/>
+              <w:bottom w:val="nil"/>
+              <w:right w:val="single" w:sz="4" w:space="0" w:color="auto"/>
+            </w:tcBorders>
+          </w:tcPr>
+          <w:p>
+            <w:pPr>
+              <w:pStyle w:val="TableParagraph"/>
+              <w:jc w:val="center"/>
+              <w:rPr>
+                <w:rFonts w:ascii="Times New Roman"/>
+                <w:sz w:val="18"/>
+              </w:rPr>
+            </w:pPr>
+          </w:p>
+        </w:tc>
+        <w:tc>
+          <w:tcPr>
+            <w:tcW w:w="1109" w:type="dxa"/>
+            <w:tcBorders>
+              <w:top w:val="nil"/>
+              <w:left w:val="single" w:sz="4" w:space="0" w:color="auto"/>
+              <w:bottom w:val="nil"/>
+              <w:right w:val="single" w:sz="4" w:space="0" w:color="auto"/>
+            </w:tcBorders>
+          </w:tcPr>
+          <w:p>
+            <w:pPr>
+              <w:pStyle w:val="TableParagraph"/>
+              <w:jc w:val="center"/>
+              <w:rPr>
+                <w:rFonts w:ascii="Arial MT"/>
+                <w:spacing w:val="-4"/>
+                <w:sz w:val="16"/>
+              </w:rPr>
+            </w:pPr>
+          </w:p>
+        </w:tc>
+        <w:tc>
+          <w:tcPr>
+            <w:tcW w:w="2143" w:type="dxa"/>
+            <w:tcBorders>
+              <w:top w:val="nil"/>
+              <w:left w:val="single" w:sz="4" w:space="0" w:color="auto"/>
+              <w:bottom w:val="nil"/>
+              <w:right w:val="single" w:sz="4" w:space="0" w:color="auto"/>
+            </w:tcBorders>
+          </w:tcPr>
+          <w:p>
+            <w:pPr>
+              <w:pStyle w:val="TableParagraph"/>
+              <w:ind w:left="11" w:right="1"/>
+              <w:jc w:val="center"/>
+              <w:rPr>
+                <w:rFonts w:ascii="Arial MT"/>
+                <w:spacing w:val="-10"/>
+                <w:sz w:val="16"/>
+              </w:rPr>
+            </w:pPr>
+          </w:p>
+        </w:tc>
+        <w:tc>
+          <w:tcPr>
+            <w:tcW w:w="1637" w:type="dxa"/>
+            <w:tcBorders>
+              <w:top w:val="nil"/>
+              <w:left w:val="single" w:sz="4" w:space="0" w:color="auto"/>
+              <w:bottom w:val="nil"/>
+              <w:right w:val="single" w:sz="4" w:space="0" w:color="auto"/>
+            </w:tcBorders>
+          </w:tcPr>
+          <w:p>
+            <w:pPr>
+              <w:pStyle w:val="TableParagraph"/>
+              <w:ind w:right="83"/>
+              <w:jc w:val="center"/>
+              <w:rPr>
+                <w:rFonts w:ascii="Arial MT"/>
+                <w:sz w:val="16"/>
+              </w:rPr>
+            </w:pPr>
+          </w:p>
+        </w:tc>
+      </w:tr>
+      <w:tr>
+        <w:trPr>
+          <w:trHeight w:val="373"/>
+        </w:trPr>
+        <w:tc>
+          <w:tcPr>
+            <w:tcW w:w="1331" w:type="dxa"/>
+            <w:tcBorders>
+              <w:top w:val="nil"/>
+              <w:left w:val="single" w:sz="4" w:space="0" w:color="auto"/>
+              <w:bottom w:val="nil"/>
+              <w:right w:val="single" w:sz="4" w:space="0" w:color="auto"/>
+            </w:tcBorders>
+          </w:tcPr>
+          <w:p>
+            <w:pPr>
+              <w:pStyle w:val="TableParagraph"/>
+              <w:ind w:left="7"/>
+              <w:jc w:val="center"/>
+              <w:rPr>
+                <w:rFonts w:ascii="Arial MT"/>
+                <w:sz w:val="16"/>
+              </w:rPr>
+            </w:pPr>
+          </w:p>
+        </w:tc>
+        <w:tc>
+          <w:tcPr>
+            <w:tcW w:w="2085" w:type="dxa"/>
+            <w:tcBorders>
+              <w:top w:val="nil"/>
+              <w:left w:val="single" w:sz="4" w:space="0" w:color="auto"/>
+              <w:bottom w:val="nil"/>
+              <w:right w:val="single" w:sz="4" w:space="0" w:color="auto"/>
+            </w:tcBorders>
+          </w:tcPr>
+          <w:p>
+            <w:pPr>
+              <w:pStyle w:val="TableParagraph"/>
+              <w:jc w:val="center"/>
+              <w:rPr>
+                <w:rFonts w:ascii="Times New Roman"/>
+                <w:sz w:val="18"/>
+              </w:rPr>
+            </w:pPr>
+          </w:p>
+        </w:tc>
+        <w:tc>
+          <w:tcPr>
+            <w:tcW w:w="1997" w:type="dxa"/>
+            <w:tcBorders>
+              <w:top w:val="nil"/>
+              <w:left w:val="single" w:sz="4" w:space="0" w:color="auto"/>
+              <w:bottom w:val="nil"/>
+              <w:right w:val="single" w:sz="4" w:space="0" w:color="auto"/>
+            </w:tcBorders>
+          </w:tcPr>
+          <w:p>
+            <w:pPr>
+              <w:pStyle w:val="TableParagraph"/>
+              <w:jc w:val="center"/>
+              <w:rPr>
+                <w:rFonts w:ascii="Times New Roman"/>
+                <w:sz w:val="18"/>
+              </w:rPr>
+            </w:pPr>
+          </w:p>
+        </w:tc>
+        <w:tc>
+          <w:tcPr>
+            <w:tcW w:w="1109" w:type="dxa"/>
+            <w:tcBorders>
+              <w:top w:val="nil"/>
+              <w:left w:val="single" w:sz="4" w:space="0" w:color="auto"/>
+              <w:bottom w:val="nil"/>
+              <w:right w:val="single" w:sz="4" w:space="0" w:color="auto"/>
+            </w:tcBorders>
+          </w:tcPr>
+          <w:p>
+            <w:pPr>
+              <w:pStyle w:val="TableParagraph"/>
+              <w:jc w:val="center"/>
+              <w:rPr>
+                <w:rFonts w:ascii="Arial MT"/>
+                <w:spacing w:val="-4"/>
+                <w:sz w:val="16"/>
+              </w:rPr>
+            </w:pPr>
+          </w:p>
+        </w:tc>
+        <w:tc>
+          <w:tcPr>
+            <w:tcW w:w="2143" w:type="dxa"/>
+            <w:tcBorders>
+              <w:top w:val="nil"/>
+              <w:left w:val="single" w:sz="4" w:space="0" w:color="auto"/>
+              <w:bottom w:val="nil"/>
+              <w:right w:val="single" w:sz="4" w:space="0" w:color="auto"/>
+            </w:tcBorders>
+          </w:tcPr>
+          <w:p>
+            <w:pPr>
+              <w:pStyle w:val="TableParagraph"/>
+              <w:ind w:left="11" w:right="1"/>
+              <w:jc w:val="center"/>
+              <w:rPr>
+                <w:rFonts w:ascii="Arial MT"/>
+                <w:spacing w:val="-10"/>
+                <w:sz w:val="16"/>
+              </w:rPr>
+            </w:pPr>
+          </w:p>
+        </w:tc>
+        <w:tc>
+          <w:tcPr>
+            <w:tcW w:w="1637" w:type="dxa"/>
+            <w:tcBorders>
+              <w:top w:val="nil"/>
+              <w:left w:val="single" w:sz="4" w:space="0" w:color="auto"/>
+              <w:bottom w:val="nil"/>
+              <w:right w:val="single" w:sz="4" w:space="0" w:color="auto"/>
+            </w:tcBorders>
+          </w:tcPr>
+          <w:p>
+            <w:pPr>
+              <w:pStyle w:val="TableParagraph"/>
+              <w:ind w:right="83"/>
+              <w:jc w:val="center"/>
+              <w:rPr>
+                <w:rFonts w:ascii="Arial MT"/>
+                <w:sz w:val="16"/>
+              </w:rPr>
+            </w:pPr>
+          </w:p>
+        </w:tc>
+      </w:tr>
+      <w:tr>
+        <w:trPr>
+          <w:trHeight w:val="373"/>
+        </w:trPr>
+        <w:tc>
+          <w:tcPr>
+            <w:tcW w:w="1331" w:type="dxa"/>
+            <w:tcBorders>
+              <w:top w:val="nil"/>
+              <w:left w:val="single" w:sz="4" w:space="0" w:color="auto"/>
+              <w:bottom w:val="nil"/>
+              <w:right w:val="single" w:sz="4" w:space="0" w:color="auto"/>
+            </w:tcBorders>
+          </w:tcPr>
+          <w:p>
+            <w:pPr>
+              <w:pStyle w:val="TableParagraph"/>
+              <w:ind w:left="7"/>
+              <w:jc w:val="center"/>
+              <w:rPr>
+                <w:rFonts w:ascii="Arial MT"/>
+                <w:sz w:val="16"/>
+              </w:rPr>
+            </w:pPr>
+          </w:p>
+        </w:tc>
+        <w:tc>
+          <w:tcPr>
+            <w:tcW w:w="2085" w:type="dxa"/>
+            <w:tcBorders>
+              <w:top w:val="nil"/>
+              <w:left w:val="single" w:sz="4" w:space="0" w:color="auto"/>
+              <w:bottom w:val="nil"/>
+              <w:right w:val="single" w:sz="4" w:space="0" w:color="auto"/>
+            </w:tcBorders>
+          </w:tcPr>
+          <w:p>
+            <w:pPr>
+              <w:pStyle w:val="TableParagraph"/>
+              <w:jc w:val="center"/>
+              <w:rPr>
+                <w:rFonts w:ascii="Times New Roman"/>
+                <w:sz w:val="18"/>
+              </w:rPr>
+            </w:pPr>
+          </w:p>
+        </w:tc>
+        <w:tc>
+          <w:tcPr>
+            <w:tcW w:w="1997" w:type="dxa"/>
+            <w:tcBorders>
+              <w:top w:val="nil"/>
+              <w:left w:val="single" w:sz="4" w:space="0" w:color="auto"/>
+              <w:bottom w:val="nil"/>
+              <w:right w:val="single" w:sz="4" w:space="0" w:color="auto"/>
+            </w:tcBorders>
+          </w:tcPr>
+          <w:p>
+            <w:pPr>
+              <w:pStyle w:val="TableParagraph"/>
+              <w:jc w:val="center"/>
+              <w:rPr>
+                <w:rFonts w:ascii="Times New Roman"/>
+                <w:sz w:val="18"/>
+              </w:rPr>
+            </w:pPr>
+          </w:p>
+        </w:tc>
+        <w:tc>
+          <w:tcPr>
+            <w:tcW w:w="1109" w:type="dxa"/>
+            <w:tcBorders>
+              <w:top w:val="nil"/>
+              <w:left w:val="single" w:sz="4" w:space="0" w:color="auto"/>
+              <w:bottom w:val="nil"/>
+              <w:right w:val="single" w:sz="4" w:space="0" w:color="auto"/>
+            </w:tcBorders>
+          </w:tcPr>
+          <w:p>
+            <w:pPr>
+              <w:pStyle w:val="TableParagraph"/>
+              <w:jc w:val="center"/>
+              <w:rPr>
+                <w:rFonts w:ascii="Arial MT"/>
+                <w:spacing w:val="-4"/>
+                <w:sz w:val="16"/>
+              </w:rPr>
+            </w:pPr>
+          </w:p>
+        </w:tc>
+        <w:tc>
+          <w:tcPr>
+            <w:tcW w:w="2143" w:type="dxa"/>
+            <w:tcBorders>
+              <w:top w:val="nil"/>
+              <w:left w:val="single" w:sz="4" w:space="0" w:color="auto"/>
+              <w:bottom w:val="nil"/>
+              <w:right w:val="single" w:sz="4" w:space="0" w:color="auto"/>
+            </w:tcBorders>
+          </w:tcPr>
+          <w:p>
+            <w:pPr>
+              <w:pStyle w:val="TableParagraph"/>
+              <w:ind w:left="11" w:right="1"/>
+              <w:jc w:val="center"/>
+              <w:rPr>
+                <w:rFonts w:ascii="Arial MT"/>
+                <w:spacing w:val="-10"/>
+                <w:sz w:val="16"/>
+              </w:rPr>
+            </w:pPr>
+          </w:p>
+        </w:tc>
+        <w:tc>
+          <w:tcPr>
+            <w:tcW w:w="1637" w:type="dxa"/>
+            <w:tcBorders>
+              <w:top w:val="nil"/>
+              <w:left w:val="single" w:sz="4" w:space="0" w:color="auto"/>
+              <w:bottom w:val="nil"/>
+              <w:right w:val="single" w:sz="4" w:space="0" w:color="auto"/>
+            </w:tcBorders>
+          </w:tcPr>
+          <w:p>
+            <w:pPr>
+              <w:pStyle w:val="TableParagraph"/>
+              <w:ind w:right="83"/>
+              <w:jc w:val="center"/>
+              <w:rPr>
+                <w:rFonts w:ascii="Arial MT"/>
+                <w:sz w:val="16"/>
+              </w:rPr>
+            </w:pPr>
+          </w:p>
+        </w:tc>
+      </w:tr>
+      <w:tr>
+        <w:trPr>
+          <w:trHeight w:val="373"/>
+        </w:trPr>
+        <w:tc>
+          <w:tcPr>
+            <w:tcW w:w="1331" w:type="dxa"/>
+            <w:tcBorders>
+              <w:top w:val="nil"/>
+              <w:left w:val="single" w:sz="4" w:space="0" w:color="auto"/>
+              <w:bottom w:val="single" w:sz="4" w:space="0" w:color="auto"/>
+              <w:right w:val="single" w:sz="4" w:space="0" w:color="auto"/>
+            </w:tcBorders>
+          </w:tcPr>
+          <w:p>
+            <w:pPr>
+              <w:pStyle w:val="TableParagraph"/>
+              <w:ind w:left="7"/>
+              <w:jc w:val="center"/>
+              <w:rPr>
+                <w:rFonts w:ascii="Arial MT"/>
+                <w:sz w:val="16"/>
+              </w:rPr>
+            </w:pPr>
+          </w:p>
+        </w:tc>
+        <w:tc>
+          <w:tcPr>
+            <w:tcW w:w="2085" w:type="dxa"/>
+            <w:tcBorders>
+              <w:top w:val="nil"/>
+              <w:left w:val="single" w:sz="4" w:space="0" w:color="auto"/>
+              <w:bottom w:val="single" w:sz="4" w:space="0" w:color="auto"/>
+              <w:right w:val="single" w:sz="4" w:space="0" w:color="auto"/>
+            </w:tcBorders>
+          </w:tcPr>
+          <w:p>
+            <w:pPr>
+              <w:pStyle w:val="TableParagraph"/>
+              <w:jc w:val="center"/>
+              <w:rPr>
+                <w:rFonts w:ascii="Times New Roman"/>
+                <w:sz w:val="18"/>
+              </w:rPr>
+            </w:pPr>
+          </w:p>
+        </w:tc>
+        <w:tc>
+          <w:tcPr>
+            <w:tcW w:w="1997" w:type="dxa"/>
+            <w:tcBorders>
+              <w:top w:val="nil"/>
+              <w:left w:val="single" w:sz="4" w:space="0" w:color="auto"/>
+              <w:bottom w:val="single" w:sz="4" w:space="0" w:color="auto"/>
+              <w:right w:val="single" w:sz="4" w:space="0" w:color="auto"/>
+            </w:tcBorders>
+          </w:tcPr>
+          <w:p>
+            <w:pPr>
+              <w:pStyle w:val="TableParagraph"/>
+              <w:jc w:val="center"/>
+              <w:rPr>
+                <w:rFonts w:ascii="Times New Roman"/>
+                <w:sz w:val="18"/>
+              </w:rPr>
+            </w:pPr>
+          </w:p>
+        </w:tc>
+        <w:tc>
+          <w:tcPr>
+            <w:tcW w:w="1109" w:type="dxa"/>
+            <w:tcBorders>
+              <w:top w:val="nil"/>
+              <w:left w:val="single" w:sz="4" w:space="0" w:color="auto"/>
+              <w:bottom w:val="single" w:sz="4" w:space="0" w:color="auto"/>
+              <w:right w:val="single" w:sz="4" w:space="0" w:color="auto"/>
+            </w:tcBorders>
+          </w:tcPr>
+          <w:p>
+            <w:pPr>
+              <w:pStyle w:val="TableParagraph"/>
+              <w:jc w:val="center"/>
+              <w:rPr>
+                <w:rFonts w:ascii="Arial MT"/>
+                <w:spacing w:val="-4"/>
+                <w:sz w:val="16"/>
+              </w:rPr>
+            </w:pPr>
+          </w:p>
+        </w:tc>
+        <w:tc>
+          <w:tcPr>
+            <w:tcW w:w="2143" w:type="dxa"/>
+            <w:tcBorders>
+              <w:top w:val="nil"/>
+              <w:left w:val="single" w:sz="4" w:space="0" w:color="auto"/>
+              <w:bottom w:val="single" w:sz="4" w:space="0" w:color="auto"/>
+              <w:right w:val="single" w:sz="4" w:space="0" w:color="auto"/>
+            </w:tcBorders>
+          </w:tcPr>
+          <w:p>
+            <w:pPr>
+              <w:pStyle w:val="TableParagraph"/>
+              <w:ind w:left="11" w:right="1"/>
+              <w:jc w:val="center"/>
+              <w:rPr>
+                <w:rFonts w:ascii="Arial MT"/>
+                <w:spacing w:val="-10"/>
+                <w:sz w:val="16"/>
+              </w:rPr>
+            </w:pPr>
+          </w:p>
+        </w:tc>
+        <w:tc>
+          <w:tcPr>
+            <w:tcW w:w="1637" w:type="dxa"/>
+            <w:tcBorders>
+              <w:top w:val="nil"/>
+              <w:left w:val="single" w:sz="4" w:space="0" w:color="auto"/>
+              <w:bottom w:val="single" w:sz="4" w:space="0" w:color="auto"/>
+              <w:right w:val="single" w:sz="4" w:space="0" w:color="auto"/>
+            </w:tcBorders>
+          </w:tcPr>
+          <w:p>
+            <w:pPr>
+              <w:pStyle w:val="TableParagraph"/>
+              <w:ind w:right="83"/>
+              <w:jc w:val="center"/>
+              <w:rPr>
+                <w:rFonts w:ascii="Arial MT"/>
+                <w:sz w:val="16"/>
+              </w:rPr>
+            </w:pPr>
           </w:p>
         </w:tc>
       </w:tr>
@@ -1109,6 +2615,9 @@
           <w:tcPr>
             <w:tcW w:w="10302" w:type="dxa"/>
             <w:gridSpan w:val="6"/>
+            <w:tcBorders>
+              <w:top w:val="single" w:sz="4" w:space="0" w:color="auto"/>
+            </w:tcBorders>
           </w:tcPr>
           <w:p>
             <w:pPr>
